--- a/src/briefloop/template_assets/legal-contract-zh-t1.docx
+++ b/src/briefloop/template_assets/legal-contract-zh-t1.docx
@@ -36,15 +36,15 @@
     <w:tbl>
       <w:tblPr>
         <w:tblW w:type="auto" w:w="0"/>
-        <w:tblLook w:firstColumn="1" w:firstRow="1" w:lastColumn="0" w:lastRow="0" w:noHBand="0" w:noVBand="1" w:val="04A0"/>
         <w:tblBorders>
           <w:top w:val="single" w:sz="8" w:color="1E2320"/>
+          <w:left w:val="none" w:sz="0" w:color="1E2320"/>
           <w:bottom w:val="single" w:sz="8" w:color="1E2320"/>
-          <w:left w:val="none" w:sz="0" w:color="1E2320"/>
           <w:right w:val="none" w:sz="0" w:color="1E2320"/>
           <w:insideH w:val="single" w:sz="4" w:color="1E2320"/>
           <w:insideV w:val="none" w:sz="0" w:color="1E2320"/>
         </w:tblBorders>
+        <w:tblLook w:firstColumn="1" w:firstRow="1" w:lastColumn="0" w:lastRow="0" w:noHBand="0" w:noVBand="1" w:val="04A0"/>
       </w:tblPr>
       <w:tblGrid>
         <w:gridCol w:w="4320"/>
@@ -270,15 +270,15 @@
     <w:tbl>
       <w:tblPr>
         <w:tblW w:type="auto" w:w="0"/>
-        <w:tblLook w:firstColumn="1" w:firstRow="1" w:lastColumn="0" w:lastRow="0" w:noHBand="0" w:noVBand="1" w:val="04A0"/>
         <w:tblBorders>
           <w:top w:val="single" w:sz="4" w:color="1E2320"/>
+          <w:left w:val="single" w:sz="4" w:color="1E2320"/>
           <w:bottom w:val="single" w:sz="4" w:color="1E2320"/>
-          <w:left w:val="single" w:sz="4" w:color="1E2320"/>
           <w:right w:val="single" w:sz="4" w:color="1E2320"/>
           <w:insideH w:val="single" w:sz="4" w:color="1E2320"/>
           <w:insideV w:val="single" w:sz="4" w:color="1E2320"/>
         </w:tblBorders>
+        <w:tblLook w:firstColumn="1" w:firstRow="1" w:lastColumn="0" w:lastRow="0" w:noHBand="0" w:noVBand="1" w:val="04A0"/>
       </w:tblPr>
       <w:tblGrid>
         <w:gridCol w:w="2880"/>

--- a/src/briefloop/template_assets/legal-contract-zh-t1.docx
+++ b/src/briefloop/template_assets/legal-contract-zh-t1.docx
@@ -11,7 +11,7 @@
         <w:rPr>
           <w:rFonts w:ascii="Arial" w:hAnsi="Arial" w:eastAsia="黑体"/>
           <w:b/>
-          <w:color w:val="006838"/>
+          <w:color w:val="2448B8"/>
           <w:sz w:val="36"/>
         </w:rPr>
         <w:t>{{title}}</w:t>
@@ -200,7 +200,7 @@
         <w:rPr>
           <w:rFonts w:ascii="Arial" w:hAnsi="Arial" w:eastAsia="黑体"/>
           <w:b/>
-          <w:color w:val="006838"/>
+          <w:color w:val="2448B8"/>
           <w:sz w:val="30"/>
         </w:rPr>
         <w:t>第一条 合作宗旨</w:t>
@@ -214,7 +214,7 @@
         <w:rPr>
           <w:rFonts w:ascii="Arial" w:hAnsi="Arial" w:eastAsia="黑体"/>
           <w:b/>
-          <w:color w:val="006838"/>
+          <w:color w:val="2448B8"/>
           <w:sz w:val="30"/>
         </w:rPr>
         <w:t>第二条 权利与义务</w:t>
@@ -228,7 +228,7 @@
         <w:rPr>
           <w:rFonts w:ascii="Arial" w:hAnsi="Arial" w:eastAsia="黑体"/>
           <w:b/>
-          <w:color w:val="006838"/>
+          <w:color w:val="2448B8"/>
           <w:sz w:val="30"/>
         </w:rPr>
         <w:t>第三条 费用与支付</w:t>
@@ -242,7 +242,7 @@
         <w:rPr>
           <w:rFonts w:ascii="Arial" w:hAnsi="Arial" w:eastAsia="黑体"/>
           <w:b/>
-          <w:color w:val="006838"/>
+          <w:color w:val="2448B8"/>
           <w:sz w:val="30"/>
         </w:rPr>
         <w:t>第四条 保密条款</w:t>
@@ -256,7 +256,7 @@
         <w:rPr>
           <w:rFonts w:ascii="Arial" w:hAnsi="Arial" w:eastAsia="黑体"/>
           <w:b/>
-          <w:color w:val="006838"/>
+          <w:color w:val="2448B8"/>
           <w:sz w:val="30"/>
         </w:rPr>
         <w:t>第五条 违约责任</w:t>
@@ -904,7 +904,7 @@
       <w:rFonts w:asciiTheme="majorHAnsi" w:eastAsiaTheme="majorEastAsia" w:hAnsiTheme="majorHAnsi" w:cstheme="majorBidi" w:ascii="Arial" w:hAnsi="Arial" w:eastAsia="黑体"/>
       <w:b/>
       <w:bCs/>
-      <w:color w:val="006838"/>
+      <w:color w:val="2448B8"/>
       <w:sz w:val="30"/>
       <w:szCs w:val="28"/>
     </w:rPr>
@@ -928,7 +928,7 @@
       <w:rFonts w:asciiTheme="majorHAnsi" w:eastAsiaTheme="majorEastAsia" w:hAnsiTheme="majorHAnsi" w:cstheme="majorBidi" w:ascii="Arial" w:hAnsi="Arial" w:eastAsia="黑体"/>
       <w:b/>
       <w:bCs/>
-      <w:color w:val="006838"/>
+      <w:color w:val="2448B8"/>
       <w:sz w:val="25"/>
       <w:szCs w:val="26"/>
     </w:rPr>
